--- a/docx_resources/Вечірня-Утреня/В,У - Пісна Тріодь/тиждень-7/7-5-ВУ.docx
+++ b/docx_resources/Вечірня-Утреня/В,У - Пісна Тріодь/тиждень-7/7-5-ВУ.docx
@@ -137,7 +137,7 @@
           <w:sz w:val="24"/>
           <w:szCs w:val="24"/>
         </w:rPr>
-        <w:t>Священик:</w:t>
+        <w:t>Священник:</w:t>
       </w:r>
       <w:r>
         <w:rPr>
@@ -3844,7 +3844,23 @@
           <w:sz w:val="24"/>
           <w:u w:val="single"/>
         </w:rPr>
-        <w:t>[Господи щедрий і милосердний, довготерпеливий і многомилостивий! Вислухай молитви наші і зверни увагу на голос моління нашого і яви нам знак милости Твоєї, наведи нас на дорогу Твою, щоб ходили ми в Твоїй правді. Звесели серця наші, щоб ми боялись імення Твого святого, бо Ти великий і твориш чуда; Ти Бог єдиний і немає подібного Тобі між богами, Господи. Ти сильний у милості і добрий у силі, аби допомагати й утішати, і спасати всіх, хто на ім'я Твоє святе уповає.]</w:t>
+        <w:t>[Господи щедрий і милосердний, дов</w:t>
+      </w:r>
+      <w:r>
+        <w:rPr>
+          <w:rFonts w:ascii="Times New Roman" w:hAnsi="Times New Roman"/>
+          <w:sz w:val="24"/>
+          <w:u w:val="single"/>
+        </w:rPr>
+        <w:t>готерпеливий і многомилостивий! Вислухай молитви наші і зверни увагу на голос моління нашого і яви нам знак милости Твоєї, наведи нас на дорогу Твою, щоб ходили ми в Твоїй правді. Звесели серця наші, щоб ми боялись імення Твого святого, бо Ти великий і тво</w:t>
+      </w:r>
+      <w:r>
+        <w:rPr>
+          <w:rFonts w:ascii="Times New Roman" w:hAnsi="Times New Roman"/>
+          <w:sz w:val="24"/>
+          <w:u w:val="single"/>
+        </w:rPr>
+        <w:t>риш чуда; Ти Бог єдиний і немає подібного Тобі між богами, Господи. Ти сильний у милості і добрий у силі, аби допомагати й утішати, і спасати всіх, хто на ім'я Твоє святе уповає.]</w:t>
       </w:r>
     </w:p>
     <w:p>
@@ -7974,7 +7990,7 @@
           <w:sz w:val="24"/>
           <w:szCs w:val="24"/>
         </w:rPr>
-        <w:t>Священик правицею благословляє мовлячи:</w:t>
+        <w:t>Священник правицею благословляє мовлячи:</w:t>
       </w:r>
       <w:r>
         <w:rPr>
@@ -8203,7 +8219,7 @@
           <w:sz w:val="24"/>
           <w:szCs w:val="24"/>
         </w:rPr>
-        <w:t>Священик:</w:t>
+        <w:t>Священник:</w:t>
       </w:r>
       <w:r>
         <w:rPr>
@@ -9280,7 +9296,7 @@
           <w:sz w:val="24"/>
           <w:szCs w:val="24"/>
         </w:rPr>
-        <w:t>Священик:</w:t>
+        <w:t>Священник:</w:t>
       </w:r>
       <w:r>
         <w:rPr>
@@ -9585,7 +9601,7 @@
           <w:sz w:val="24"/>
           <w:szCs w:val="24"/>
         </w:rPr>
-        <w:t>Священик підходить до горного сідалища, а диякон у святих дверях виголошує:</w:t>
+        <w:t>Священник підходить до горного сідалища, а диякон у святих дверях виголошує:</w:t>
       </w:r>
     </w:p>
     <w:p>
@@ -9637,7 +9653,7 @@
           <w:sz w:val="24"/>
           <w:szCs w:val="24"/>
         </w:rPr>
-        <w:t>Священик:</w:t>
+        <w:t>Священник:</w:t>
       </w:r>
       <w:r>
         <w:rPr>
@@ -10323,7 +10339,7 @@
           <w:sz w:val="24"/>
           <w:szCs w:val="24"/>
         </w:rPr>
-        <w:t>Священик:</w:t>
+        <w:t>Священник:</w:t>
       </w:r>
       <w:r>
         <w:rPr>
@@ -10435,7 +10451,7 @@
           <w:sz w:val="24"/>
           <w:szCs w:val="24"/>
         </w:rPr>
-        <w:t>Священик, благословляючи його:</w:t>
+        <w:t>Священник, благословляючи його:</w:t>
       </w:r>
     </w:p>
     <w:p>
@@ -10544,7 +10560,7 @@
           <w:sz w:val="24"/>
           <w:szCs w:val="24"/>
         </w:rPr>
-        <w:t>Священик:</w:t>
+        <w:t>Священник:</w:t>
       </w:r>
       <w:r>
         <w:rPr>
@@ -10710,7 +10726,7 @@
           <w:sz w:val="24"/>
           <w:szCs w:val="24"/>
         </w:rPr>
-        <w:t>Священик:</w:t>
+        <w:t>Священник:</w:t>
       </w:r>
       <w:r>
         <w:rPr>
@@ -11306,7 +11322,7 @@
           <w:sz w:val="24"/>
           <w:szCs w:val="24"/>
         </w:rPr>
-        <w:t>Священик:</w:t>
+        <w:t>Священник:</w:t>
       </w:r>
       <w:r>
         <w:rPr>
@@ -13031,7 +13047,7 @@
           <w:sz w:val="24"/>
           <w:szCs w:val="24"/>
         </w:rPr>
-        <w:t>Священик:</w:t>
+        <w:t>Священник:</w:t>
       </w:r>
       <w:r>
         <w:rPr>
@@ -13763,7 +13779,7 @@
           <w:sz w:val="24"/>
           <w:szCs w:val="24"/>
         </w:rPr>
-        <w:t>Священик:</w:t>
+        <w:t>Священник:</w:t>
       </w:r>
       <w:r>
         <w:rPr>
@@ -14136,7 +14152,7 @@
           <w:sz w:val="24"/>
           <w:szCs w:val="24"/>
         </w:rPr>
-        <w:t>Священик:</w:t>
+        <w:t>Священник:</w:t>
       </w:r>
       <w:r>
         <w:rPr>
@@ -14251,7 +14267,7 @@
           <w:sz w:val="24"/>
           <w:szCs w:val="24"/>
         </w:rPr>
-        <w:t>Священик:</w:t>
+        <w:t>Священник:</w:t>
       </w:r>
       <w:r>
         <w:rPr>
@@ -14870,7 +14886,7 @@
           <w:sz w:val="24"/>
           <w:szCs w:val="24"/>
         </w:rPr>
-        <w:t>Священик:</w:t>
+        <w:t>Священник:</w:t>
       </w:r>
       <w:r>
         <w:rPr>
@@ -14936,7 +14952,7 @@
           <w:sz w:val="24"/>
           <w:szCs w:val="24"/>
         </w:rPr>
-        <w:t>Священик до диякона:</w:t>
+        <w:t>Священник до диякона:</w:t>
       </w:r>
       <w:r>
         <w:rPr>
@@ -16211,7 +16227,7 @@
           <w:sz w:val="24"/>
           <w:szCs w:val="24"/>
         </w:rPr>
-        <w:t>Священик:</w:t>
+        <w:t>Священник:</w:t>
       </w:r>
       <w:r>
         <w:rPr>
@@ -16381,7 +16397,7 @@
           <w:sz w:val="24"/>
           <w:szCs w:val="24"/>
         </w:rPr>
-        <w:t>Священик:</w:t>
+        <w:t>Священник:</w:t>
       </w:r>
       <w:r>
         <w:rPr>
@@ -16580,7 +16596,7 @@
           <w:sz w:val="24"/>
           <w:szCs w:val="24"/>
         </w:rPr>
-        <w:t>Священик поклоняється тричі, мовлячи:</w:t>
+        <w:t>Священник поклоняється тричі, мовлячи:</w:t>
       </w:r>
     </w:p>
     <w:p>
@@ -17087,7 +17103,7 @@
           <w:sz w:val="24"/>
           <w:szCs w:val="24"/>
         </w:rPr>
-        <w:t>Священик:</w:t>
+        <w:t>Священник:</w:t>
       </w:r>
       <w:r>
         <w:rPr>
@@ -17325,7 +17341,7 @@
           <w:sz w:val="24"/>
           <w:szCs w:val="24"/>
         </w:rPr>
-        <w:t>Священик:</w:t>
+        <w:t>Священник:</w:t>
       </w:r>
       <w:r>
         <w:rPr>
@@ -17564,7 +17580,7 @@
           <w:sz w:val="24"/>
           <w:szCs w:val="24"/>
         </w:rPr>
-        <w:t>Священик:</w:t>
+        <w:t>Священник:</w:t>
       </w:r>
       <w:r>
         <w:rPr>
@@ -17917,7 +17933,7 @@
           <w:sz w:val="24"/>
           <w:szCs w:val="24"/>
         </w:rPr>
-        <w:t>Священик:</w:t>
+        <w:t>Священник:</w:t>
       </w:r>
       <w:r>
         <w:rPr>
@@ -18120,7 +18136,7 @@
           <w:sz w:val="24"/>
           <w:szCs w:val="24"/>
         </w:rPr>
-        <w:t>Священик:</w:t>
+        <w:t>Священник:</w:t>
       </w:r>
       <w:r>
         <w:rPr>
@@ -18403,7 +18419,7 @@
           <w:sz w:val="24"/>
           <w:szCs w:val="24"/>
         </w:rPr>
-        <w:t>Священик:</w:t>
+        <w:t>Священник:</w:t>
       </w:r>
       <w:r>
         <w:rPr>
@@ -18469,7 +18485,7 @@
           <w:sz w:val="24"/>
           <w:szCs w:val="24"/>
         </w:rPr>
-        <w:t>Священик:</w:t>
+        <w:t>Священник:</w:t>
       </w:r>
       <w:r>
         <w:rPr>
@@ -18568,7 +18584,7 @@
           <w:sz w:val="24"/>
           <w:szCs w:val="24"/>
         </w:rPr>
-        <w:t>Священик:</w:t>
+        <w:t>Священник:</w:t>
       </w:r>
       <w:r>
         <w:rPr>
@@ -18791,7 +18807,7 @@
           <w:sz w:val="24"/>
           <w:szCs w:val="24"/>
         </w:rPr>
-        <w:t>Священик:</w:t>
+        <w:t>Священник:</w:t>
       </w:r>
       <w:r>
         <w:rPr>
@@ -19409,7 +19425,7 @@
           <w:sz w:val="24"/>
           <w:szCs w:val="24"/>
         </w:rPr>
-        <w:t>Священик:</w:t>
+        <w:t>Священник:</w:t>
       </w:r>
       <w:r>
         <w:rPr>
@@ -20932,7 +20948,7 @@
           <w:sz w:val="24"/>
           <w:szCs w:val="24"/>
         </w:rPr>
-        <w:t>Священик:</w:t>
+        <w:t>Священник:</w:t>
       </w:r>
       <w:r>
         <w:rPr>
@@ -21200,7 +21216,7 @@
           <w:sz w:val="24"/>
           <w:szCs w:val="24"/>
         </w:rPr>
-        <w:t>Священик:</w:t>
+        <w:t>Священник:</w:t>
       </w:r>
       <w:r>
         <w:rPr>
@@ -21325,7 +21341,7 @@
           <w:sz w:val="24"/>
           <w:szCs w:val="24"/>
         </w:rPr>
-        <w:t>Священик:</w:t>
+        <w:t>Священник:</w:t>
       </w:r>
       <w:r>
         <w:rPr>
@@ -21362,7 +21378,7 @@
           <w:sz w:val="24"/>
           <w:szCs w:val="24"/>
         </w:rPr>
-        <w:t>Священик і диякон поклоняються, мовлячи тричі:</w:t>
+        <w:t>Священник і диякон поклоняються, мовлячи тричі:</w:t>
       </w:r>
     </w:p>
     <w:p>
@@ -21486,7 +21502,7 @@
           <w:sz w:val="24"/>
           <w:szCs w:val="24"/>
         </w:rPr>
-        <w:t>Священик:</w:t>
+        <w:t>Священник:</w:t>
       </w:r>
       <w:r>
         <w:rPr>
@@ -21989,7 +22005,7 @@
           <w:sz w:val="24"/>
           <w:szCs w:val="24"/>
         </w:rPr>
-        <w:t>Священик:</w:t>
+        <w:t>Священник:</w:t>
       </w:r>
       <w:r>
         <w:rPr>
@@ -22178,7 +22194,7 @@
           <w:sz w:val="24"/>
           <w:szCs w:val="24"/>
         </w:rPr>
-        <w:t>Священик благословляє і мовить:</w:t>
+        <w:t>Священник благословляє і мовить:</w:t>
       </w:r>
       <w:r>
         <w:rPr>
@@ -22252,7 +22268,7 @@
           <w:sz w:val="24"/>
           <w:szCs w:val="24"/>
         </w:rPr>
-        <w:t>Священик:</w:t>
+        <w:t>Священник:</w:t>
       </w:r>
       <w:r>
         <w:rPr>
@@ -22390,7 +22406,7 @@
           <w:sz w:val="24"/>
           <w:szCs w:val="24"/>
         </w:rPr>
-        <w:t>Священик:</w:t>
+        <w:t>Священник:</w:t>
       </w:r>
       <w:r>
         <w:rPr>
@@ -22483,7 +22499,7 @@
           <w:sz w:val="24"/>
           <w:szCs w:val="24"/>
         </w:rPr>
-        <w:t>Священик причащається з чаші, кажучи:</w:t>
+        <w:t>Священник причащається з чаші, кажучи:</w:t>
       </w:r>
       <w:r>
         <w:rPr>
@@ -22640,7 +22656,7 @@
           <w:sz w:val="24"/>
           <w:szCs w:val="24"/>
         </w:rPr>
-        <w:t>Священик:</w:t>
+        <w:t>Священник:</w:t>
       </w:r>
       <w:r>
         <w:rPr>
@@ -22861,7 +22877,7 @@
           <w:sz w:val="24"/>
           <w:szCs w:val="24"/>
         </w:rPr>
-        <w:t>Священик, причащаючи кожного, мовить:</w:t>
+        <w:t>Священник, причащаючи кожного, мовить:</w:t>
       </w:r>
     </w:p>
     <w:p>
@@ -23015,7 +23031,7 @@
           <w:sz w:val="24"/>
           <w:szCs w:val="24"/>
         </w:rPr>
-        <w:t>Священик:</w:t>
+        <w:t>Священник:</w:t>
       </w:r>
       <w:r>
         <w:rPr>
@@ -23119,7 +23135,7 @@
           <w:sz w:val="24"/>
           <w:szCs w:val="24"/>
         </w:rPr>
-        <w:t>Священик кадить чесні дари тричі, кажучи:</w:t>
+        <w:t>Священник кадить чесні дари тричі, кажучи:</w:t>
       </w:r>
       <w:r>
         <w:rPr>
@@ -23156,7 +23172,7 @@
           <w:sz w:val="24"/>
           <w:szCs w:val="24"/>
         </w:rPr>
-        <w:t>Священик:</w:t>
+        <w:t>Священник:</w:t>
       </w:r>
       <w:r>
         <w:rPr>
@@ -23749,7 +23765,7 @@
           <w:sz w:val="24"/>
           <w:szCs w:val="24"/>
         </w:rPr>
-        <w:t>Священик:</w:t>
+        <w:t>Священник:</w:t>
       </w:r>
       <w:r>
         <w:rPr>
@@ -23874,7 +23890,7 @@
           <w:sz w:val="24"/>
           <w:szCs w:val="24"/>
         </w:rPr>
-        <w:t>Священик:</w:t>
+        <w:t>Священник:</w:t>
       </w:r>
       <w:r>
         <w:rPr>
@@ -24070,7 +24086,7 @@
           <w:sz w:val="24"/>
           <w:szCs w:val="24"/>
         </w:rPr>
-        <w:t>Священик:</w:t>
+        <w:t>Священник:</w:t>
       </w:r>
       <w:r>
         <w:rPr>
@@ -24229,7 +24245,7 @@
           <w:sz w:val="24"/>
           <w:szCs w:val="24"/>
         </w:rPr>
-        <w:t>Священик роздає людям антидор.</w:t>
+        <w:t>Священник роздає людям антидор.</w:t>
       </w:r>
     </w:p>
     <w:p>
@@ -25181,7 +25197,7 @@
           <w:sz w:val="24"/>
           <w:szCs w:val="24"/>
         </w:rPr>
-        <w:t>Священик:</w:t>
+        <w:t>Священник:</w:t>
       </w:r>
       <w:r>
         <w:rPr>
@@ -25363,7 +25379,7 @@
           <w:sz w:val="24"/>
           <w:szCs w:val="24"/>
         </w:rPr>
-        <w:t xml:space="preserve">Священик: </w:t>
+        <w:t xml:space="preserve">Священник: </w:t>
       </w:r>
       <w:r>
         <w:rPr>
@@ -25479,7 +25495,7 @@
           <w:sz w:val="24"/>
           <w:szCs w:val="24"/>
         </w:rPr>
-        <w:t>Священик</w:t>
+        <w:t>Священник</w:t>
       </w:r>
       <w:r>
         <w:rPr>
@@ -29710,7 +29726,7 @@
           <w:sz w:val="24"/>
           <w:szCs w:val="24"/>
         </w:rPr>
-        <w:t>Священик:</w:t>
+        <w:t>Священник:</w:t>
       </w:r>
       <w:r>
         <w:rPr>
@@ -31175,7 +31191,7 @@
           <w:sz w:val="24"/>
           <w:szCs w:val="24"/>
         </w:rPr>
-        <w:t>Священик:</w:t>
+        <w:t>Священник:</w:t>
       </w:r>
       <w:r>
         <w:rPr>
@@ -31997,7 +32013,7 @@
           <w:sz w:val="24"/>
           <w:szCs w:val="24"/>
         </w:rPr>
-        <w:t xml:space="preserve">Священик: </w:t>
+        <w:t xml:space="preserve">Священник: </w:t>
       </w:r>
       <w:r>
         <w:rPr>
@@ -32307,7 +32323,7 @@
           <w:sz w:val="24"/>
           <w:szCs w:val="24"/>
         </w:rPr>
-        <w:t>Священик:</w:t>
+        <w:t>Священник:</w:t>
       </w:r>
       <w:r>
         <w:rPr>
@@ -33113,7 +33129,7 @@
           <w:sz w:val="24"/>
           <w:szCs w:val="24"/>
         </w:rPr>
-        <w:t>Священик:</w:t>
+        <w:t>Священник:</w:t>
       </w:r>
       <w:r>
         <w:rPr>
@@ -33428,7 +33444,7 @@
           <w:sz w:val="24"/>
           <w:szCs w:val="24"/>
         </w:rPr>
-        <w:t>Священик:</w:t>
+        <w:t>Священник:</w:t>
       </w:r>
       <w:r>
         <w:rPr>
@@ -34343,7 +34359,7 @@
           <w:sz w:val="24"/>
           <w:szCs w:val="24"/>
         </w:rPr>
-        <w:t>Священик:</w:t>
+        <w:t>Священник:</w:t>
       </w:r>
       <w:r>
         <w:rPr>
@@ -34654,7 +34670,7 @@
           <w:sz w:val="24"/>
           <w:szCs w:val="24"/>
         </w:rPr>
-        <w:t>Священик:</w:t>
+        <w:t>Священник:</w:t>
       </w:r>
       <w:r>
         <w:rPr>
@@ -35625,7 +35641,7 @@
           <w:sz w:val="24"/>
           <w:szCs w:val="24"/>
         </w:rPr>
-        <w:t>Священик:</w:t>
+        <w:t>Священник:</w:t>
       </w:r>
       <w:r>
         <w:rPr>
@@ -35948,7 +35964,7 @@
           <w:sz w:val="24"/>
           <w:szCs w:val="24"/>
         </w:rPr>
-        <w:t>Священик:</w:t>
+        <w:t>Священник:</w:t>
       </w:r>
       <w:r>
         <w:rPr>
@@ -37209,7 +37225,7 @@
           <w:sz w:val="24"/>
           <w:szCs w:val="24"/>
         </w:rPr>
-        <w:t>Священик:</w:t>
+        <w:t>Священник:</w:t>
       </w:r>
       <w:r>
         <w:rPr>
@@ -37510,7 +37526,7 @@
           <w:sz w:val="24"/>
           <w:szCs w:val="24"/>
         </w:rPr>
-        <w:t>Священик:</w:t>
+        <w:t>Священник:</w:t>
       </w:r>
       <w:r>
         <w:rPr>
@@ -38741,7 +38757,7 @@
           <w:sz w:val="24"/>
           <w:szCs w:val="24"/>
         </w:rPr>
-        <w:t>Священик:</w:t>
+        <w:t>Священник:</w:t>
       </w:r>
       <w:r>
         <w:rPr>
@@ -40568,7 +40584,7 @@
           <w:sz w:val="24"/>
           <w:u w:val="single"/>
         </w:rPr>
-        <w:t>[</w:t>
+        <w:t>[Боже, Боже наш! Ти сотворив розумні й духовні сили Своєю волею. Тебе просимо й Тобі молимося: Прийми наші посильні величання з усіма Твоїми творіннями і збагати щедрими даруваннями Твоєї ласки. Бо перед Тобою згинається всяке коліно: на небі, на землі й п</w:t>
       </w:r>
       <w:r>
         <w:rPr>
@@ -40576,51 +40592,27 @@
           <w:sz w:val="24"/>
           <w:u w:val="single"/>
         </w:rPr>
-        <w:t xml:space="preserve">Боже, Боже наш! Ти сотворив розумні й духовні сили </w:t>
-      </w:r>
-      <w:r>
-        <w:rPr>
-          <w:rFonts w:ascii="Times New Roman" w:hAnsi="Times New Roman"/>
-          <w:sz w:val="24"/>
-          <w:u w:val="single"/>
-        </w:rPr>
-        <w:t>С</w:t>
-      </w:r>
-      <w:r>
-        <w:rPr>
-          <w:rFonts w:ascii="Times New Roman" w:hAnsi="Times New Roman"/>
-          <w:sz w:val="24"/>
-          <w:u w:val="single"/>
-        </w:rPr>
-        <w:t>воєю волею. Тебе просимо й Тобі молимося: Прийми наші посильні величання з усіма Твоїми творіннями і збагати щедрими даруваннями Твоєї ласки. Бо перед Тобою згинається всяке коліно: на небі, на землі й під землею, і все, що живе, і все створіння оспівує неосяжну Твою славу, бо Ти Бог правдивий і вельми милостивий</w:t>
-      </w:r>
-      <w:r>
-        <w:rPr>
-          <w:rFonts w:ascii="Times New Roman" w:hAnsi="Times New Roman"/>
-          <w:sz w:val="24"/>
-          <w:u w:val="single"/>
-        </w:rPr>
-        <w:t>.]</w:t>
-      </w:r>
-    </w:p>
-    <w:p>
-      <w:pPr>
-        <w:spacing w:after="120"/>
-        <w:jc w:val="both"/>
-        <w:rPr>
-          <w:sz w:val="24"/>
-          <w:szCs w:val="24"/>
-        </w:rPr>
-      </w:pPr>
-      <w:r>
-        <w:rPr>
-          <w:rFonts w:ascii="Times New Roman" w:hAnsi="Times New Roman"/>
-          <w:i/>
-          <w:color w:val="FF0000"/>
-          <w:sz w:val="24"/>
-          <w:szCs w:val="24"/>
-        </w:rPr>
-        <w:t xml:space="preserve">Священик: </w:t>
+        <w:t>ід землею, і все, що живе, і все створіння оспівує неосяжну Твою славу, бо Ти Бог правдивий і вельми милостивий.]</w:t>
+      </w:r>
+    </w:p>
+    <w:p>
+      <w:pPr>
+        <w:spacing w:after="120"/>
+        <w:jc w:val="both"/>
+        <w:rPr>
+          <w:sz w:val="24"/>
+          <w:szCs w:val="24"/>
+        </w:rPr>
+      </w:pPr>
+      <w:r>
+        <w:rPr>
+          <w:rFonts w:ascii="Times New Roman" w:hAnsi="Times New Roman"/>
+          <w:i/>
+          <w:color w:val="FF0000"/>
+          <w:sz w:val="24"/>
+          <w:szCs w:val="24"/>
+        </w:rPr>
+        <w:t xml:space="preserve">Священник: </w:t>
       </w:r>
       <w:r>
         <w:rPr>
@@ -40940,7 +40932,7 @@
           <w:sz w:val="24"/>
           <w:szCs w:val="24"/>
         </w:rPr>
-        <w:t>Священик:</w:t>
+        <w:t>Священник:</w:t>
       </w:r>
       <w:r>
         <w:rPr>
@@ -42471,7 +42463,7 @@
           <w:sz w:val="24"/>
           <w:szCs w:val="24"/>
         </w:rPr>
-        <w:t>Священик:</w:t>
+        <w:t>Священник:</w:t>
       </w:r>
       <w:r>
         <w:rPr>
@@ -42814,7 +42806,7 @@
           <w:sz w:val="24"/>
           <w:szCs w:val="24"/>
         </w:rPr>
-        <w:t>Священик:</w:t>
+        <w:t>Священник:</w:t>
       </w:r>
       <w:r>
         <w:rPr>
@@ -43902,7 +43894,7 @@
           <w:color w:val="FF0000"/>
           <w:sz w:val="24"/>
         </w:rPr>
-        <w:t>Священик:</w:t>
+        <w:t>Священник:</w:t>
       </w:r>
       <w:r>
         <w:rPr>
@@ -43981,7 +43973,7 @@
           <w:sz w:val="24"/>
           <w:szCs w:val="24"/>
         </w:rPr>
-        <w:t xml:space="preserve">Священик: </w:t>
+        <w:t xml:space="preserve">Священник: </w:t>
       </w:r>
       <w:r>
         <w:rPr>
@@ -44125,7 +44117,7 @@
           <w:sz w:val="24"/>
           <w:szCs w:val="24"/>
         </w:rPr>
-        <w:t>Священик:</w:t>
+        <w:t>Священник:</w:t>
       </w:r>
       <w:r>
         <w:rPr>
@@ -44361,7 +44353,7 @@
           <w:sz w:val="24"/>
           <w:szCs w:val="24"/>
         </w:rPr>
-        <w:t>Священик:</w:t>
+        <w:t>Священник:</w:t>
       </w:r>
       <w:r>
         <w:rPr>
@@ -45150,7 +45142,7 @@
           <w:sz w:val="24"/>
           <w:szCs w:val="24"/>
         </w:rPr>
-        <w:t>Священик:</w:t>
+        <w:t>Священник:</w:t>
       </w:r>
       <w:r>
         <w:rPr>
@@ -47810,7 +47802,7 @@
           <w:color w:val="FF0000"/>
           <w:sz w:val="24"/>
         </w:rPr>
-        <w:t>Священик:</w:t>
+        <w:t>Священник:</w:t>
       </w:r>
       <w:r>
         <w:rPr>
@@ -47915,7 +47907,7 @@
           <w:sz w:val="24"/>
           <w:szCs w:val="24"/>
         </w:rPr>
-        <w:t>Священик:</w:t>
+        <w:t>Священник:</w:t>
       </w:r>
       <w:r>
         <w:rPr>
